--- a/paper/MU_Glioma_Research_Paper_Draft.docx
+++ b/paper/MU_Glioma_Research_Paper_Draft.docx
@@ -134,7 +134,7 @@
         <w:rPr>
           <w:color w:val="151515"/>
         </w:rPr>
-        <w:t>Supervisor and corresponding author: Alasgar Aliyev [AUTHOR TO COMPLETE: postal address and email]</w:t>
+        <w:t>Supervisor and corresponding author: Alasgar Aliyev</w:t>
       </w:r>
     </w:p>
     <w:p>
